--- a/projeto_desenvolvido/PROJETO_PARTE_1_ABNT.docx
+++ b/projeto_desenvolvido/PROJETO_PARTE_1_ABNT.docx
@@ -1034,7 +1034,7 @@
           <w:b w:val="0"/>
           <w:i w:val="0"/>
         </w:rPr>
-        <w:t xml:space="preserve">SANTOS, Milton. O território e o saber local. </w:t>
+        <w:t xml:space="preserve">SANTOS, Milton. O território e o saber local: algumas categorias de análise. </w:t>
       </w:r>
       <w:r>
         <w:rPr>

--- a/projeto_desenvolvido/PROJETO_PARTE_1_ABNT.docx
+++ b/projeto_desenvolvido/PROJETO_PARTE_1_ABNT.docx
@@ -711,7 +711,7 @@
           <w:b w:val="0"/>
           <w:i w:val="0"/>
         </w:rPr>
-        <w:t>c) identificar as diferentes formas de atuação produzidas diante da política, com atenção às situações em que emergem acomodação, adaptação, omissão seletiva, negociação, ressignificação ou resistência;</w:t>
+        <w:t>c) identificar as diferentes formas de atuação produzidas diante da política, com atenção às situações em que emergem adesão, acomodação, adaptação, omissão seletiva, negociação, ressignificação ou resistência;</w:t>
       </w:r>
     </w:p>
     <w:p>
